--- a/docs/7_Final_Project_Report.docx
+++ b/docs/7_Final_Project_Report.docx
@@ -17,7 +17,7 @@
           <w:b/>
           <w:sz w:val="32"/>
         </w:rPr>
-        <w:t>SCHOOL MANAGEMENT SYSTEM FOR KYAMATU PRIMARY SCHOOL</w:t>
+        <w:t>SCHOOL MANAGEMENT SYSTEM FOR MATUNDU PRIMARY SCHOOL</w:t>
       </w:r>
     </w:p>
     <w:p/>
@@ -108,7 +108,7 @@
     </w:p>
     <w:p>
       <w:r>
-        <w:t>This report presents the design, development, and deployment of a web-based School Management System for Kyamatu Primary School, Kitui County. The system automates student management, attendance tracking, CBC-aligned assessment and grading, report card generation, fee management, timetabling, and communication. Built with React 18, Node.js/Express, and PostgreSQL, the system was deployed on Cloudflare Pages and Render. All 11 modules were successfully implemented, tested, and deployed, achieving 100% functional requirement coverage.</w:t>
+        <w:t>This report presents the design, development, and deployment of a web-based School Management System for Matundu Primary School, Kitui County. The system automates student management, attendance tracking, CBC-aligned assessment and grading, report card generation, fee management, timetabling, and communication. Built with React 18, Node.js/Express, and PostgreSQL, the system was deployed on Cloudflare Pages and Render. All 11 modules were successfully implemented, tested, and deployed, achieving 100% functional requirement coverage.</w:t>
       </w:r>
     </w:p>
     <w:p>
@@ -750,7 +750,7 @@
     </w:p>
     <w:p>
       <w:r>
-        <w:t>The School Management System for Kyamatu Primary School has been successfully designed, developed, tested, and deployed. The system addresses all identified problems: manual record-keeping, data loss risk, slow report generation, poor parent communication, and lack of real-time analytics. All 11 core modules are fully functional and accessible to stakeholders.</w:t>
+        <w:t>The School Management System for Matundu Primary School has been successfully designed, developed, tested, and deployed. The system addresses all identified problems: manual record-keeping, data loss risk, slow report generation, poor parent communication, and lack of real-time analytics. All 11 core modules are fully functional and accessible to stakeholders.</w:t>
       </w:r>
     </w:p>
     <w:p>
